--- a/problems/02_event_ordered_continuous_time_replenishment/business_description.docx
+++ b/problems/02_event_ordered_continuous_time_replenishment/business_description.docx
@@ -13,7 +13,7 @@
           <w:color w:val="1F1F1F"/>
           <w:sz w:val="40"/>
         </w:rPr>
-        <w:t>Event-Ordered Continuous-Time Tank Replenishment</w:t>
+        <w:t>Event Consistency in Continuous-Time Inventory Routing</w:t>
       </w:r>
     </w:p>
     <w:p>
